--- a/HW1/HW1.docx
+++ b/HW1/HW1.docx
@@ -66,13 +66,7 @@
     <w:p/>
     <w:p/>
     <w:p/>
-    <w:p>
-      <w:pPr>
-        <w:rPr>
-          <w:rFonts w:hint="eastAsia"/>
-        </w:rPr>
-      </w:pPr>
-    </w:p>
+    <w:p/>
     <w:p>
       <w:r>
         <w:rPr>
@@ -141,14 +135,22 @@
       </w:r>
     </w:p>
     <w:p>
-      <w:pPr>
-        <w:rPr>
-          <w:rFonts w:hint="eastAsia"/>
-        </w:rPr>
-      </w:pPr>
       <w:r>
         <w:tab/>
-        <w:t>Similar to a sinc function.</w:t>
+      </w:r>
+      <w:r>
+        <w:t xml:space="preserve">It resembles </w:t>
+      </w:r>
+      <w:r>
+        <w:t xml:space="preserve">a </w:t>
+      </w:r>
+      <w:proofErr w:type="spellStart"/>
+      <w:r>
+        <w:t>sinc</w:t>
+      </w:r>
+      <w:proofErr w:type="spellEnd"/>
+      <w:r>
+        <w:t xml:space="preserve"> function.</w:t>
       </w:r>
     </w:p>
     <w:p>
@@ -163,31 +165,100 @@
       </w:r>
     </w:p>
     <w:p>
+      <w:r>
+        <w:tab/>
+      </w:r>
+      <w:r>
+        <w:t xml:space="preserve">We know a </w:t>
+      </w:r>
+      <w:proofErr w:type="spellStart"/>
+      <w:r>
+        <w:t>sinc</w:t>
+      </w:r>
+      <w:proofErr w:type="spellEnd"/>
+      <w:r>
+        <w:t xml:space="preserve"> function applied Fourier transform is a </w:t>
+      </w:r>
+      <w:r>
+        <w:t>r</w:t>
+      </w:r>
+      <w:r>
+        <w:t>ectangle</w:t>
+      </w:r>
+      <w:r>
+        <w:t xml:space="preserve"> function (ideal). However, now the signal is finite, in other words, the finite signal can be viewed as an infinite </w:t>
+      </w:r>
+      <w:proofErr w:type="spellStart"/>
+      <w:r>
+        <w:t>sinc</w:t>
+      </w:r>
+      <w:proofErr w:type="spellEnd"/>
+      <w:r>
+        <w:t xml:space="preserve"> function multiplied by a window in time domain. Hence, in frequency domain, it equivalently convolves with a </w:t>
+      </w:r>
+      <w:proofErr w:type="spellStart"/>
+      <w:r>
+        <w:t>sinc</w:t>
+      </w:r>
+      <w:proofErr w:type="spellEnd"/>
+      <w:r>
+        <w:t xml:space="preserve"> function, so we can see some ripple</w:t>
+      </w:r>
+      <w:r>
+        <w:t>s in the following picture</w:t>
+      </w:r>
+      <w:r>
+        <w:t xml:space="preserve"> </w:t>
+      </w:r>
+      <w:r>
+        <w:t xml:space="preserve">and </w:t>
+      </w:r>
+      <w:r>
+        <w:t>intensity</w:t>
+      </w:r>
+      <w:r>
+        <w:t xml:space="preserve"> of exp(-</w:t>
+      </w:r>
+      <w:proofErr w:type="spellStart"/>
+      <w:r>
+        <w:t>jw</w:t>
+      </w:r>
+      <w:proofErr w:type="spellEnd"/>
+      <w:r>
+        <w:t xml:space="preserve">/3) is always equal to 1 or 0 </w:t>
+      </w:r>
+      <w:proofErr w:type="spellStart"/>
+      <w:r>
+        <w:t>dB.</w:t>
+      </w:r>
+      <w:proofErr w:type="spellEnd"/>
+    </w:p>
+    <w:p>
+      <w:r>
+        <w:t>If we increase length</w:t>
+      </w:r>
+      <w:r>
+        <w:t xml:space="preserve"> of signal</w:t>
+      </w:r>
+      <w:r>
+        <w:t xml:space="preserve">, </w:t>
+      </w:r>
+      <w:proofErr w:type="gramStart"/>
+      <w:r>
+        <w:t>e.g.</w:t>
+      </w:r>
+      <w:proofErr w:type="gramEnd"/>
+      <w:r>
+        <w:t xml:space="preserve"> n = -100:100, it’s ripple will effectively mitigate</w:t>
+      </w:r>
+      <w:r>
+        <w:t xml:space="preserve"> and becomes more likely a rectangle function.</w:t>
+      </w:r>
+    </w:p>
+    <w:p>
       <w:pPr>
-        <w:rPr>
-          <w:rFonts w:hint="eastAsia"/>
-        </w:rPr>
+        <w:jc w:val="center"/>
       </w:pPr>
-      <w:r>
-        <w:tab/>
-      </w:r>
-      <w:r>
-        <w:t xml:space="preserve">We know a sinc function applied Fourier transform is a </w:t>
-      </w:r>
-      <w:r>
-        <w:t>square function (ideal). However, now the signal is finite, in other words, the finite signal can be viewed as an infinite sinc function multiplied by a window in time domain. Hence, in frequency domain, it equivalently convolves with a sinc function, so we can see some ripple</w:t>
-      </w:r>
-      <w:r>
-        <w:t>s in the following picture</w:t>
-      </w:r>
-      <w:r>
-        <w:t xml:space="preserve"> </w:t>
-      </w:r>
-      <w:r>
-        <w:t>and lengt of exp(-jw/3) is always equal to 1 or 0 dB.</w:t>
-      </w:r>
-    </w:p>
-    <w:p>
       <w:r>
         <w:rPr>
           <w:noProof/>
@@ -242,15 +313,16 @@
         </w:drawing>
       </w:r>
     </w:p>
-    <w:p>
-      <w:r>
-        <w:rPr>
-          <w:rFonts w:hint="eastAsia"/>
-        </w:rPr>
+    <w:p/>
+    <w:p/>
+    <w:p/>
+    <w:p>
+      <w:r>
+        <w:lastRenderedPageBreak/>
         <w:t>T</w:t>
       </w:r>
       <w:r>
-        <w:t xml:space="preserve">hat is, the slope of the phase spectrum </w:t>
+        <w:t xml:space="preserve">he slope of the phase spectrum </w:t>
       </w:r>
       <w:r>
         <w:t>can be</w:t>
@@ -263,6 +335,95 @@
       <w:pPr>
         <w:jc w:val="center"/>
       </w:pPr>
+      <m:oMathPara>
+        <m:oMath>
+          <m:r>
+            <w:rPr>
+              <w:rFonts w:ascii="Cambria Math" w:hAnsi="Cambria Math" w:hint="eastAsia"/>
+            </w:rPr>
+            <m:t>S</m:t>
+          </m:r>
+          <m:r>
+            <w:rPr>
+              <w:rFonts w:ascii="Cambria Math" w:hAnsi="Cambria Math"/>
+            </w:rPr>
+            <m:t>lope=</m:t>
+          </m:r>
+          <m:f>
+            <m:fPr>
+              <m:ctrlPr>
+                <w:rPr>
+                  <w:rFonts w:ascii="Cambria Math" w:hAnsi="Cambria Math"/>
+                  <w:i/>
+                </w:rPr>
+              </m:ctrlPr>
+            </m:fPr>
+            <m:num>
+              <m:r>
+                <w:rPr>
+                  <w:rFonts w:ascii="Cambria Math" w:hAnsi="Cambria Math"/>
+                </w:rPr>
+                <m:t>phase</m:t>
+              </m:r>
+              <m:d>
+                <m:dPr>
+                  <m:ctrlPr>
+                    <w:rPr>
+                      <w:rFonts w:ascii="Cambria Math" w:hAnsi="Cambria Math"/>
+                      <w:i/>
+                    </w:rPr>
+                  </m:ctrlPr>
+                </m:dPr>
+                <m:e>
+                  <m:f>
+                    <m:fPr>
+                      <m:ctrlPr>
+                        <w:rPr>
+                          <w:rFonts w:ascii="Cambria Math" w:hAnsi="Cambria Math"/>
+                          <w:i/>
+                        </w:rPr>
+                      </m:ctrlPr>
+                    </m:fPr>
+                    <m:num>
+                      <m:r>
+                        <w:rPr>
+                          <w:rFonts w:ascii="Cambria Math" w:hAnsi="Cambria Math"/>
+                        </w:rPr>
+                        <m:t>rad</m:t>
+                      </m:r>
+                    </m:num>
+                    <m:den>
+                      <m:r>
+                        <w:rPr>
+                          <w:rFonts w:ascii="Cambria Math" w:hAnsi="Cambria Math"/>
+                        </w:rPr>
+                        <m:t>s</m:t>
+                      </m:r>
+                    </m:den>
+                  </m:f>
+                </m:e>
+              </m:d>
+            </m:num>
+            <m:den>
+              <m:r>
+                <m:rPr>
+                  <m:sty m:val="p"/>
+                </m:rPr>
+                <w:rPr>
+                  <w:rFonts w:ascii="Cambria Math" w:hAnsi="Cambria Math"/>
+                </w:rPr>
+                <m:t>Δ</m:t>
+              </m:r>
+              <m:r>
+                <w:rPr>
+                  <w:rFonts w:ascii="Cambria Math" w:hAnsi="Cambria Math"/>
+                </w:rPr>
+                <m:t>frequency (rad)</m:t>
+              </m:r>
+            </m:den>
+          </m:f>
+        </m:oMath>
+      </m:oMathPara>
     </w:p>
     <w:p>
       <w:pPr>
@@ -272,12 +433,11 @@
         <w:rPr>
           <w:noProof/>
         </w:rPr>
-        <w:lastRenderedPageBreak/>
         <w:drawing>
-          <wp:inline distT="0" distB="0" distL="0" distR="0" wp14:anchorId="5245E623" wp14:editId="39049323">
-            <wp:extent cx="6479540" cy="1630680"/>
-            <wp:effectExtent l="0" t="0" r="0" b="7620"/>
-            <wp:docPr id="4" name="圖片 4"/>
+          <wp:inline distT="0" distB="0" distL="0" distR="0" wp14:anchorId="56E820D8" wp14:editId="2240EA5E">
+            <wp:extent cx="3324225" cy="1533525"/>
+            <wp:effectExtent l="0" t="0" r="9525" b="9525"/>
+            <wp:docPr id="7" name="圖片 7"/>
             <wp:cNvGraphicFramePr>
               <a:graphicFrameLocks xmlns:a="http://schemas.openxmlformats.org/drawingml/2006/main" noChangeAspect="1"/>
             </wp:cNvGraphicFramePr>
@@ -297,7 +457,7 @@
                   <pic:spPr>
                     <a:xfrm>
                       <a:off x="0" y="0"/>
-                      <a:ext cx="6479540" cy="1630680"/>
+                      <a:ext cx="3324225" cy="1533525"/>
                     </a:xfrm>
                     <a:prstGeom prst="rect">
                       <a:avLst/>
@@ -311,6 +471,175 @@
       </w:r>
     </w:p>
     <w:p>
+      <w:pPr>
+        <w:jc w:val="center"/>
+      </w:pPr>
+      <m:oMathPara>
+        <m:oMath>
+          <m:r>
+            <w:rPr>
+              <w:rFonts w:ascii="Cambria Math" w:hAnsi="Cambria Math"/>
+            </w:rPr>
+            <m:t>S=</m:t>
+          </m:r>
+          <m:f>
+            <m:fPr>
+              <m:ctrlPr>
+                <w:rPr>
+                  <w:rFonts w:ascii="Cambria Math" w:hAnsi="Cambria Math"/>
+                  <w:i/>
+                </w:rPr>
+              </m:ctrlPr>
+            </m:fPr>
+            <m:num>
+              <m:d>
+                <m:dPr>
+                  <m:ctrlPr>
+                    <w:rPr>
+                      <w:rFonts w:ascii="Cambria Math" w:hAnsi="Cambria Math"/>
+                      <w:i/>
+                    </w:rPr>
+                  </m:ctrlPr>
+                </m:dPr>
+                <m:e>
+                  <m:r>
+                    <w:rPr>
+                      <w:rFonts w:ascii="Cambria Math" w:hAnsi="Cambria Math"/>
+                    </w:rPr>
+                    <m:t>-1829.32-</m:t>
+                  </m:r>
+                  <m:d>
+                    <m:dPr>
+                      <m:ctrlPr>
+                        <w:rPr>
+                          <w:rFonts w:ascii="Cambria Math" w:hAnsi="Cambria Math"/>
+                          <w:i/>
+                        </w:rPr>
+                      </m:ctrlPr>
+                    </m:dPr>
+                    <m:e>
+                      <m:r>
+                        <w:rPr>
+                          <w:rFonts w:ascii="Cambria Math" w:hAnsi="Cambria Math"/>
+                        </w:rPr>
+                        <m:t>-1093.39</m:t>
+                      </m:r>
+                    </m:e>
+                  </m:d>
+                </m:e>
+              </m:d>
+              <m:r>
+                <w:rPr>
+                  <w:rFonts w:ascii="Cambria Math" w:hAnsi="Cambria Math"/>
+                </w:rPr>
+                <m:t>×</m:t>
+              </m:r>
+              <m:f>
+                <m:fPr>
+                  <m:ctrlPr>
+                    <w:rPr>
+                      <w:rFonts w:ascii="Cambria Math" w:hAnsi="Cambria Math"/>
+                      <w:i/>
+                    </w:rPr>
+                  </m:ctrlPr>
+                </m:fPr>
+                <m:num>
+                  <m:r>
+                    <w:rPr>
+                      <w:rFonts w:ascii="Cambria Math" w:hAnsi="Cambria Math"/>
+                    </w:rPr>
+                    <m:t>π</m:t>
+                  </m:r>
+                </m:num>
+                <m:den>
+                  <m:r>
+                    <w:rPr>
+                      <w:rFonts w:ascii="Cambria Math" w:hAnsi="Cambria Math"/>
+                    </w:rPr>
+                    <m:t>180</m:t>
+                  </m:r>
+                </m:den>
+              </m:f>
+            </m:num>
+            <m:den>
+              <m:d>
+                <m:dPr>
+                  <m:ctrlPr>
+                    <w:rPr>
+                      <w:rFonts w:ascii="Cambria Math" w:hAnsi="Cambria Math"/>
+                      <w:i/>
+                    </w:rPr>
+                  </m:ctrlPr>
+                </m:dPr>
+                <m:e>
+                  <m:r>
+                    <w:rPr>
+                      <w:rFonts w:ascii="Cambria Math" w:hAnsi="Cambria Math"/>
+                    </w:rPr>
+                    <m:t>0.5-0.298828</m:t>
+                  </m:r>
+                </m:e>
+              </m:d>
+              <m:r>
+                <w:rPr>
+                  <w:rFonts w:ascii="Cambria Math" w:hAnsi="Cambria Math"/>
+                </w:rPr>
+                <m:t>×π</m:t>
+              </m:r>
+            </m:den>
+          </m:f>
+          <m:r>
+            <w:rPr>
+              <w:rFonts w:ascii="Cambria Math" w:hAnsi="Cambria Math"/>
+            </w:rPr>
+            <m:t>=-20.3234</m:t>
+          </m:r>
+        </m:oMath>
+      </m:oMathPara>
+    </w:p>
+    <w:p>
+      <w:pPr>
+        <w:rPr>
+          <w:rFonts w:hint="eastAsia"/>
+        </w:rPr>
+      </w:pPr>
+      <w:r>
+        <w:rPr>
+          <w:rFonts w:hint="eastAsia"/>
+        </w:rPr>
+        <w:t>I</w:t>
+      </w:r>
+      <w:r>
+        <w:t xml:space="preserve">t’s not </w:t>
+      </w:r>
+      <w:r>
+        <w:t xml:space="preserve">as </w:t>
+      </w:r>
+      <w:r>
+        <w:t xml:space="preserve">our expected value. The reason is the built-in function, </w:t>
+      </w:r>
+      <w:proofErr w:type="spellStart"/>
+      <w:r>
+        <w:t>freqz</w:t>
+      </w:r>
+      <w:proofErr w:type="spellEnd"/>
+      <w:r>
+        <w:t>, implement</w:t>
+      </w:r>
+      <w:r>
+        <w:t>ing</w:t>
+      </w:r>
+      <w:r>
+        <w:t xml:space="preserve"> Fourier transform </w:t>
+      </w:r>
+      <w:r>
+        <w:t>of h[n] starts from 0 to 40 in time domain. In other words, it transforms h[n-20] to the frequency domain rather than h[n]</w:t>
+      </w:r>
+      <w:r>
+        <w:t>, so the phase is shifting by 30 rad/s.</w:t>
+      </w:r>
+    </w:p>
+    <w:p>
       <w:r>
         <w:rPr>
           <w:rFonts w:hint="eastAsia"/>
@@ -334,16 +663,94 @@
     </w:p>
     <w:p>
       <w:r>
-        <w:t xml:space="preserve">The first one is more terse and loses some tunes. The second one and the third one are similar to the original </w:t>
+        <w:t xml:space="preserve">Compared to the original </w:t>
+      </w:r>
+      <w:r>
+        <w:t>music</w:t>
+      </w:r>
+      <w:r>
+        <w:t xml:space="preserve">, </w:t>
+      </w:r>
+      <w:r>
+        <w:t>t</w:t>
+      </w:r>
+      <w:r>
+        <w:t xml:space="preserve">he first </w:t>
+      </w:r>
+      <w:r>
+        <w:t>modified music</w:t>
+      </w:r>
+      <w:r>
+        <w:t xml:space="preserve"> is </w:t>
+      </w:r>
+      <w:proofErr w:type="gramStart"/>
+      <w:r>
+        <w:t>more terse</w:t>
+      </w:r>
+      <w:proofErr w:type="gramEnd"/>
+      <w:r>
+        <w:t xml:space="preserve"> and loses some tunes. </w:t>
+      </w:r>
+      <w:r>
+        <w:t xml:space="preserve">Because we drop </w:t>
+      </w:r>
+      <w:r>
+        <w:t xml:space="preserve">information once </w:t>
+      </w:r>
+      <w:r>
+        <w:t>every two samples</w:t>
+      </w:r>
+      <w:r>
+        <w:t xml:space="preserve"> and retain its sampling rate</w:t>
+      </w:r>
+      <w:r>
+        <w:t>.</w:t>
+      </w:r>
+      <w:r>
+        <w:t xml:space="preserve"> </w:t>
+      </w:r>
+      <w:r>
+        <w:t xml:space="preserve">The second one and the third one </w:t>
+      </w:r>
+      <w:proofErr w:type="gramStart"/>
+      <w:r>
+        <w:t>are</w:t>
+      </w:r>
+      <w:proofErr w:type="gramEnd"/>
+      <w:r>
+        <w:t xml:space="preserve"> similar to the original </w:t>
       </w:r>
       <w:r>
         <w:t>tune</w:t>
       </w:r>
       <w:r>
-        <w:t>. I can’t even hear</w:t>
-      </w:r>
-      <w:r>
-        <w:t xml:space="preserve"> their difference.</w:t>
+        <w:t xml:space="preserve">. </w:t>
+      </w:r>
+      <w:r>
+        <w:t xml:space="preserve">Due to the half sampling rate, </w:t>
+      </w:r>
+      <w:r>
+        <w:t>its</w:t>
+      </w:r>
+      <w:r>
+        <w:t xml:space="preserve"> length is equal to the original one. </w:t>
+      </w:r>
+      <w:r>
+        <w:t>I can’t even hear</w:t>
+      </w:r>
+      <w:r>
+        <w:t xml:space="preserve"> their difference</w:t>
+      </w:r>
+      <w:r>
+        <w:t xml:space="preserve">, the hearing may depend on something, </w:t>
+      </w:r>
+      <w:proofErr w:type="gramStart"/>
+      <w:r>
+        <w:t>e.g.</w:t>
+      </w:r>
+      <w:proofErr w:type="gramEnd"/>
+      <w:r>
+        <w:t xml:space="preserve"> earphone, sound card and so on.</w:t>
       </w:r>
     </w:p>
     <w:p>
@@ -413,6 +820,7 @@
         </w:drawing>
       </w:r>
     </w:p>
+    <w:p/>
     <w:p>
       <w:r>
         <w:rPr>
@@ -421,7 +829,17 @@
         <w:t>A</w:t>
       </w:r>
       <w:r>
-        <w:t>lthough they are slightly different, I think it can’t be noticed easily due to our degenerate hearing.</w:t>
+        <w:t>lthough the</w:t>
+      </w:r>
+      <w:r>
+        <w:t>ir amplitude or intensity</w:t>
+      </w:r>
+      <w:r>
+        <w:t xml:space="preserve"> are slightly different, I think it can’t be noticed easily due to our </w:t>
+      </w:r>
+      <w:r>
+        <w:lastRenderedPageBreak/>
+        <w:t>degenerate hearing.</w:t>
       </w:r>
     </w:p>
     <w:p>
@@ -436,11 +854,6 @@
       </w:r>
     </w:p>
     <w:p>
-      <w:pPr>
-        <w:rPr>
-          <w:rFonts w:hint="eastAsia"/>
-        </w:rPr>
-      </w:pPr>
       <w:r>
         <w:rPr>
           <w:rFonts w:hint="eastAsia"/>
@@ -448,7 +861,7 @@
         <w:t>I</w:t>
       </w:r>
       <w:r>
-        <w:t xml:space="preserve"> can hear the difference for resampled music with half and one fourth sampling rate. The letter one is sounds like</w:t>
+        <w:t xml:space="preserve"> can hear the difference for resampled music with half and one fourth sampling rate. The letter one sounds like</w:t>
       </w:r>
       <w:r>
         <w:t xml:space="preserve"> </w:t>
@@ -461,6 +874,9 @@
       </w:r>
       <w:r>
         <w:t>lack high frequency components.</w:t>
+      </w:r>
+      <w:r>
+        <w:t xml:space="preserve"> If sampling rate is not high enough, music would be distortion such that we can notice some peculiar tunes.</w:t>
       </w:r>
     </w:p>
     <w:sectPr>
@@ -631,6 +1047,7 @@
     <w:lsdException w:name="HTML Sample" w:semiHidden="1" w:unhideWhenUsed="1"/>
     <w:lsdException w:name="HTML Typewriter" w:semiHidden="1" w:unhideWhenUsed="1"/>
     <w:lsdException w:name="HTML Variable" w:semiHidden="1" w:unhideWhenUsed="1"/>
+    <w:lsdException w:name="Normal Table" w:semiHidden="1" w:unhideWhenUsed="1"/>
     <w:lsdException w:name="annotation subject" w:semiHidden="1" w:unhideWhenUsed="1"/>
     <w:lsdException w:name="No List" w:semiHidden="1" w:unhideWhenUsed="1"/>
     <w:lsdException w:name="Outline List 1" w:semiHidden="1" w:unhideWhenUsed="1"/>
@@ -677,8 +1094,10 @@
     <w:lsdException w:name="Table Subtle 2" w:semiHidden="1" w:unhideWhenUsed="1"/>
     <w:lsdException w:name="Table Web 1" w:semiHidden="1" w:unhideWhenUsed="1"/>
     <w:lsdException w:name="Table Web 2" w:semiHidden="1" w:unhideWhenUsed="1"/>
+    <w:lsdException w:name="Table Web 3" w:semiHidden="1" w:unhideWhenUsed="1"/>
     <w:lsdException w:name="Balloon Text" w:semiHidden="1" w:unhideWhenUsed="1"/>
     <w:lsdException w:name="Table Grid" w:uiPriority="39"/>
+    <w:lsdException w:name="Table Theme" w:semiHidden="1" w:unhideWhenUsed="1"/>
     <w:lsdException w:name="Placeholder Text" w:semiHidden="1"/>
     <w:lsdException w:name="No Spacing" w:uiPriority="1" w:qFormat="1"/>
     <w:lsdException w:name="Light Shading" w:uiPriority="60"/>
